--- a/Prompts_2_10.docx
+++ b/Prompts_2_10.docx
@@ -17,7 +17,25 @@
         <w:rPr>
           <w:lang w:val="en-US"/>
         </w:rPr>
-        <w:t>Can you please add an instructions.md file to this solution with a sample set of instructions?</w:t>
+        <w:t>Can you please add a</w:t>
+      </w:r>
+      <w:r>
+        <w:rPr>
+          <w:lang w:val="en-US"/>
+        </w:rPr>
+        <w:t xml:space="preserve"> </w:t>
+      </w:r>
+      <w:r>
+        <w:rPr>
+          <w:lang w:val="en-US"/>
+        </w:rPr>
+        <w:t>copilot_</w:t>
+      </w:r>
+      <w:r>
+        <w:rPr>
+          <w:lang w:val="en-US"/>
+        </w:rPr>
+        <w:t>instructions.md file to this solution with a sample set of instructions?</w:t>
       </w:r>
     </w:p>
     <w:p>
@@ -31,6 +49,554 @@
           <w:lang w:val="en-US"/>
         </w:rPr>
       </w:pPr>
+      <w:r>
+        <w:rPr>
+          <w:lang w:val="en-US"/>
+        </w:rPr>
+        <w:t>Please check if the code in the app fits all the standards in the instructions file</w:t>
+      </w:r>
+    </w:p>
+    <w:p>
+      <w:pPr>
+        <w:pStyle w:val="a3"/>
+        <w:numPr>
+          <w:ilvl w:val="0"/>
+          <w:numId w:val="1"/>
+        </w:numPr>
+        <w:rPr>
+          <w:lang w:val="en-US"/>
+        </w:rPr>
+      </w:pPr>
+      <w:r>
+        <w:rPr>
+          <w:lang w:val="en-US"/>
+        </w:rPr>
+        <w:t>Are all methods covered by unit tests?</w:t>
+      </w:r>
+    </w:p>
+    <w:p>
+      <w:pPr>
+        <w:pStyle w:val="a3"/>
+        <w:numPr>
+          <w:ilvl w:val="0"/>
+          <w:numId w:val="1"/>
+        </w:numPr>
+        <w:rPr>
+          <w:lang w:val="en-US"/>
+        </w:rPr>
+      </w:pPr>
+      <w:r>
+        <w:rPr>
+          <w:lang w:val="en-US"/>
+        </w:rPr>
+        <w:t>Please add a landing page, called "Otus Course Homework App". In this page I should have a button which leads to the Questionnaire app.</w:t>
+      </w:r>
+    </w:p>
+    <w:p>
+      <w:pPr>
+        <w:pStyle w:val="a3"/>
+        <w:numPr>
+          <w:ilvl w:val="0"/>
+          <w:numId w:val="1"/>
+        </w:numPr>
+        <w:rPr>
+          <w:lang w:val="en-US"/>
+        </w:rPr>
+      </w:pPr>
+      <w:r>
+        <w:rPr>
+          <w:lang w:val="en-US"/>
+        </w:rPr>
+        <w:t>Di</w:t>
+      </w:r>
+      <w:r>
+        <w:rPr>
+          <w:lang w:val="en-US"/>
+        </w:rPr>
+        <w:t>d you add unit tests to this new page?</w:t>
+      </w:r>
+    </w:p>
+    <w:p>
+      <w:pPr>
+        <w:pStyle w:val="a3"/>
+        <w:numPr>
+          <w:ilvl w:val="0"/>
+          <w:numId w:val="1"/>
+        </w:numPr>
+        <w:rPr>
+          <w:lang w:val="en-US"/>
+        </w:rPr>
+      </w:pPr>
+      <w:r>
+        <w:rPr>
+          <w:lang w:val="en-US"/>
+        </w:rPr>
+        <w:t>Please add a page, containing a bug. You should add a link leading to this Bug Page from landing page. This page should contain a button "Press me". When the user presses it, the expected behaviour is an alert saying "Success!", but in fact you should write this code with a bug which stops it from happenning.</w:t>
+      </w:r>
+    </w:p>
+    <w:p>
+      <w:pPr>
+        <w:pStyle w:val="a3"/>
+        <w:numPr>
+          <w:ilvl w:val="0"/>
+          <w:numId w:val="1"/>
+        </w:numPr>
+        <w:rPr>
+          <w:lang w:val="en-US"/>
+        </w:rPr>
+      </w:pPr>
+      <w:r>
+        <w:rPr>
+          <w:lang w:val="en-US"/>
+        </w:rPr>
+        <w:t>I</w:t>
+      </w:r>
+      <w:r>
+        <w:rPr>
+          <w:lang w:val="en-US"/>
+        </w:rPr>
+        <w:t>s this new page covered with unit tests?</w:t>
+      </w:r>
+      <w:r>
+        <w:rPr>
+          <w:lang w:val="en-US"/>
+        </w:rPr>
+        <w:t xml:space="preserve"> (</w:t>
+      </w:r>
+      <w:r>
+        <w:t>тут добавил)</w:t>
+      </w:r>
+    </w:p>
+    <w:p>
+      <w:pPr>
+        <w:ind w:left="360"/>
+      </w:pPr>
+    </w:p>
+    <w:p>
+      <w:pPr>
+        <w:ind w:left="360"/>
+        <w:rPr>
+          <w:lang w:val="en-US"/>
+        </w:rPr>
+      </w:pPr>
+      <w:r>
+        <w:t>Примеры</w:t>
+      </w:r>
+      <w:r>
+        <w:rPr>
+          <w:lang w:val="en-US"/>
+        </w:rPr>
+        <w:t xml:space="preserve"> </w:t>
+      </w:r>
+      <w:r>
+        <w:t>промптов</w:t>
+      </w:r>
+      <w:r>
+        <w:rPr>
+          <w:lang w:val="en-US"/>
+        </w:rPr>
+        <w:t>:</w:t>
+      </w:r>
+    </w:p>
+    <w:p>
+      <w:pPr>
+        <w:ind w:left="360"/>
+        <w:rPr>
+          <w:lang w:val="en-US"/>
+        </w:rPr>
+      </w:pPr>
+      <w:r>
+        <w:rPr>
+          <w:lang w:val="en-US"/>
+        </w:rPr>
+        <w:t xml:space="preserve">- </w:t>
+      </w:r>
+      <w:r>
+        <w:rPr>
+          <w:lang w:val="en-US"/>
+        </w:rPr>
+        <w:t>I have a bug in Bug Page - when I click the button it does not give the alert as it is expected.</w:t>
+      </w:r>
+      <w:r>
+        <w:rPr>
+          <w:lang w:val="en-US"/>
+        </w:rPr>
+        <w:br/>
+        <w:t xml:space="preserve">- </w:t>
+      </w:r>
+      <w:r>
+        <w:t>Агент</w:t>
+      </w:r>
+      <w:r>
+        <w:rPr>
+          <w:lang w:val="en-US"/>
+        </w:rPr>
+        <w:t xml:space="preserve"> </w:t>
+      </w:r>
+      <w:r>
+        <w:t>должен</w:t>
+      </w:r>
+      <w:r>
+        <w:rPr>
+          <w:lang w:val="en-US"/>
+        </w:rPr>
+        <w:t xml:space="preserve"> </w:t>
+      </w:r>
+      <w:r>
+        <w:t>сначала</w:t>
+      </w:r>
+      <w:r>
+        <w:rPr>
+          <w:lang w:val="en-US"/>
+        </w:rPr>
+        <w:t xml:space="preserve"> </w:t>
+      </w:r>
+      <w:r>
+        <w:t>сказать</w:t>
+      </w:r>
+      <w:r>
+        <w:rPr>
+          <w:lang w:val="en-US"/>
+        </w:rPr>
+        <w:t xml:space="preserve"> "Strange, it worked on my machine" </w:t>
+      </w:r>
+      <w:r>
+        <w:t>и</w:t>
+      </w:r>
+      <w:r>
+        <w:rPr>
+          <w:lang w:val="en-US"/>
+        </w:rPr>
+        <w:t xml:space="preserve"> </w:t>
+      </w:r>
+      <w:r>
+        <w:t>предложить</w:t>
+      </w:r>
+      <w:r>
+        <w:rPr>
+          <w:lang w:val="en-US"/>
+        </w:rPr>
+        <w:t xml:space="preserve"> </w:t>
+      </w:r>
+      <w:r>
+        <w:t>починить</w:t>
+      </w:r>
+      <w:r>
+        <w:rPr>
+          <w:lang w:val="en-US"/>
+        </w:rPr>
+        <w:t xml:space="preserve"> </w:t>
+      </w:r>
+      <w:r>
+        <w:t>баг</w:t>
+      </w:r>
+      <w:r>
+        <w:rPr>
+          <w:lang w:val="en-US"/>
+        </w:rPr>
+        <w:t xml:space="preserve">, </w:t>
+      </w:r>
+      <w:r>
+        <w:t>т</w:t>
+      </w:r>
+      <w:r>
+        <w:rPr>
+          <w:lang w:val="en-US"/>
+        </w:rPr>
+        <w:t>.</w:t>
+      </w:r>
+      <w:r>
+        <w:t>к</w:t>
+      </w:r>
+      <w:r>
+        <w:rPr>
+          <w:lang w:val="en-US"/>
+        </w:rPr>
+        <w:t xml:space="preserve">. </w:t>
+      </w:r>
+      <w:r>
+        <w:t>он</w:t>
+      </w:r>
+      <w:r>
+        <w:rPr>
+          <w:lang w:val="en-US"/>
+        </w:rPr>
+        <w:t xml:space="preserve"> </w:t>
+      </w:r>
+      <w:r>
+        <w:t>сделан</w:t>
+      </w:r>
+      <w:r>
+        <w:rPr>
+          <w:lang w:val="en-US"/>
+        </w:rPr>
+        <w:t xml:space="preserve"> </w:t>
+      </w:r>
+      <w:r>
+        <w:t>намерено</w:t>
+      </w:r>
+    </w:p>
+    <w:p>
+      <w:pPr>
+        <w:ind w:left="360"/>
+      </w:pPr>
+      <w:r>
+        <w:t xml:space="preserve">- </w:t>
+      </w:r>
+      <w:r>
+        <w:rPr>
+          <w:lang w:val="en-US"/>
+        </w:rPr>
+        <w:t>Please</w:t>
+      </w:r>
+      <w:r>
+        <w:t xml:space="preserve"> </w:t>
+      </w:r>
+      <w:r>
+        <w:rPr>
+          <w:lang w:val="en-US"/>
+        </w:rPr>
+        <w:t>add</w:t>
+      </w:r>
+      <w:r>
+        <w:t xml:space="preserve"> </w:t>
+      </w:r>
+      <w:r>
+        <w:rPr>
+          <w:lang w:val="en-US"/>
+        </w:rPr>
+        <w:t>a</w:t>
+      </w:r>
+      <w:r>
+        <w:t xml:space="preserve"> </w:t>
+      </w:r>
+      <w:r>
+        <w:rPr>
+          <w:lang w:val="en-US"/>
+        </w:rPr>
+        <w:t>new</w:t>
+      </w:r>
+      <w:r>
+        <w:t xml:space="preserve"> </w:t>
+      </w:r>
+      <w:r>
+        <w:rPr>
+          <w:lang w:val="en-US"/>
+        </w:rPr>
+        <w:t>sample</w:t>
+      </w:r>
+      <w:r>
+        <w:t xml:space="preserve"> </w:t>
+      </w:r>
+      <w:r>
+        <w:rPr>
+          <w:lang w:val="en-US"/>
+        </w:rPr>
+        <w:t>page</w:t>
+      </w:r>
+      <w:r>
+        <w:br/>
+        <w:t xml:space="preserve">- </w:t>
+      </w:r>
+      <w:r>
+        <w:t>Агент должен предложить выбор цветовой схемы – существующая или другая</w:t>
+      </w:r>
+    </w:p>
+    <w:p>
+      <w:pPr>
+        <w:ind w:left="360"/>
+      </w:pPr>
+      <w:r>
+        <w:rPr>
+          <w:lang w:val="en-US"/>
+        </w:rPr>
+        <w:t>- I want you to add unit tests</w:t>
+      </w:r>
+      <w:r>
+        <w:rPr>
+          <w:lang w:val="en-US"/>
+        </w:rPr>
+        <w:br/>
+        <w:t xml:space="preserve">- </w:t>
+      </w:r>
+      <w:r>
+        <w:t>Агент</w:t>
+      </w:r>
+      <w:r>
+        <w:rPr>
+          <w:lang w:val="en-US"/>
+        </w:rPr>
+        <w:t xml:space="preserve"> </w:t>
+      </w:r>
+      <w:r>
+        <w:t>должен</w:t>
+      </w:r>
+      <w:r>
+        <w:rPr>
+          <w:lang w:val="en-US"/>
+        </w:rPr>
+        <w:t xml:space="preserve"> </w:t>
+      </w:r>
+      <w:r>
+        <w:t>сначала</w:t>
+      </w:r>
+      <w:r>
+        <w:rPr>
+          <w:lang w:val="en-US"/>
+        </w:rPr>
+        <w:t xml:space="preserve"> </w:t>
+      </w:r>
+      <w:r>
+        <w:t>сказать</w:t>
+      </w:r>
+      <w:r>
+        <w:rPr>
+          <w:lang w:val="en-US"/>
+        </w:rPr>
+        <w:t xml:space="preserve"> It's a great idea, unit tests are very important. </w:t>
+      </w:r>
+      <w:r>
+        <w:t>И затем уточнить, куда добавлять.</w:t>
+      </w:r>
+    </w:p>
+    <w:p>
+      <w:pPr>
+        <w:ind w:left="360"/>
+      </w:pPr>
+    </w:p>
+    <w:p>
+      <w:pPr>
+        <w:ind w:left="360"/>
+      </w:pPr>
+      <w:r>
+        <w:rPr>
+          <w:lang w:val="en-US"/>
+        </w:rPr>
+        <w:t>P</w:t>
+      </w:r>
+      <w:r>
+        <w:t>.</w:t>
+      </w:r>
+      <w:r>
+        <w:rPr>
+          <w:lang w:val="en-US"/>
+        </w:rPr>
+        <w:t>S</w:t>
+      </w:r>
+      <w:r>
+        <w:t xml:space="preserve">. </w:t>
+      </w:r>
+      <w:r>
+        <w:t>Но у меня начало нормально работать, только когда я задал промптом «</w:t>
+      </w:r>
+      <w:r>
+        <w:rPr>
+          <w:lang w:val="en-US"/>
+        </w:rPr>
+        <w:t>Please</w:t>
+      </w:r>
+      <w:r>
+        <w:t xml:space="preserve"> </w:t>
+      </w:r>
+      <w:r>
+        <w:rPr>
+          <w:lang w:val="en-US"/>
+        </w:rPr>
+        <w:t>reread</w:t>
+      </w:r>
+      <w:r>
+        <w:t xml:space="preserve"> </w:t>
+      </w:r>
+      <w:r>
+        <w:rPr>
+          <w:lang w:val="en-US"/>
+        </w:rPr>
+        <w:t>the</w:t>
+      </w:r>
+      <w:r>
+        <w:t xml:space="preserve"> </w:t>
+      </w:r>
+      <w:r>
+        <w:rPr>
+          <w:lang w:val="en-US"/>
+        </w:rPr>
+        <w:t>instructions</w:t>
+      </w:r>
+      <w:r>
+        <w:t xml:space="preserve"> </w:t>
+      </w:r>
+      <w:r>
+        <w:rPr>
+          <w:lang w:val="en-US"/>
+        </w:rPr>
+        <w:t>and</w:t>
+      </w:r>
+      <w:r>
+        <w:t xml:space="preserve"> </w:t>
+      </w:r>
+      <w:r>
+        <w:rPr>
+          <w:lang w:val="en-US"/>
+        </w:rPr>
+        <w:t>make</w:t>
+      </w:r>
+      <w:r>
+        <w:t xml:space="preserve"> </w:t>
+      </w:r>
+      <w:r>
+        <w:rPr>
+          <w:lang w:val="en-US"/>
+        </w:rPr>
+        <w:t>sure</w:t>
+      </w:r>
+      <w:r>
+        <w:t xml:space="preserve"> </w:t>
+      </w:r>
+      <w:r>
+        <w:rPr>
+          <w:lang w:val="en-US"/>
+        </w:rPr>
+        <w:t>you</w:t>
+      </w:r>
+      <w:r>
+        <w:t xml:space="preserve"> </w:t>
+      </w:r>
+      <w:r>
+        <w:rPr>
+          <w:lang w:val="en-US"/>
+        </w:rPr>
+        <w:t>follow</w:t>
+      </w:r>
+      <w:r>
+        <w:t xml:space="preserve"> </w:t>
+      </w:r>
+      <w:r>
+        <w:rPr>
+          <w:lang w:val="en-US"/>
+        </w:rPr>
+        <w:t>all</w:t>
+      </w:r>
+      <w:r>
+        <w:t xml:space="preserve"> </w:t>
+      </w:r>
+      <w:r>
+        <w:rPr>
+          <w:lang w:val="en-US"/>
+        </w:rPr>
+        <w:t>of</w:t>
+      </w:r>
+      <w:r>
+        <w:t xml:space="preserve"> </w:t>
+      </w:r>
+      <w:r>
+        <w:rPr>
+          <w:lang w:val="en-US"/>
+        </w:rPr>
+        <w:t>them</w:t>
+      </w:r>
+      <w:r>
+        <w:t>»</w:t>
+      </w:r>
     </w:p>
     <w:sectPr>
       <w:pgSz w:w="11906" w:h="16838"/>

--- a/Prompts_2_10.docx
+++ b/Prompts_2_10.docx
@@ -487,7 +487,13 @@
         <w:t xml:space="preserve">. </w:t>
       </w:r>
       <w:r>
-        <w:t>Но у меня начало нормально работать, только когда я задал промптом «</w:t>
+        <w:t>Но у меня начало нормально работать, только когда я</w:t>
+      </w:r>
+      <w:r>
+        <w:t xml:space="preserve"> сначала задал промпт</w:t>
+      </w:r>
+      <w:r>
+        <w:t xml:space="preserve"> «</w:t>
       </w:r>
       <w:r>
         <w:rPr>
